--- a/docs/fr/FAQ_Volume2_AI_for_Americans_First.docx
+++ b/docs/fr/FAQ_Volume2_AI_for_Americans_First.docx
@@ -240,7 +240,7 @@
           <w:szCs w:val="36"/>
           <w:lang w:val="pt-BR"/>
         </w:rPr>
-        <w:t>3.4:1</w:t>
+        <w:t>3.47:1</w:t>
       </w:r>
       <w:r>
         <w:rPr>
@@ -473,7 +473,7 @@
           <w:sz w:val="26"/>
           <w:szCs w:val="26"/>
         </w:rPr>
-        <w:t>Le ratio US/EU de 3.4:1 est-il un ratio structurel ou conjoncturel ? Peut-il se refermer ?</w:t>
+        <w:t>Le ratio US/EU de 3.47:1 est-il un ratio structurel ou conjoncturel ? Peut-il se refermer ?</w:t>
       </w:r>
       <w:r>
         <w:rPr>
@@ -2546,7 +2546,7 @@
         <w:rPr>
           <w:color w:val="1B1B1B"/>
         </w:rPr>
-        <w:t>informer les décideurs français et européens (DGE, Parlement, Commission) sur l'urgence de la fenêtre 2026-2028. Le ratio 3.4:1, quantifié et sourcé, est un argument plus puissant qu'une intuition qualitative pour débloquer des investissements.</w:t>
+        <w:t>informer les décideurs français et européens (DGE, Parlement, Commission) sur l'urgence de la fenêtre 2026-2028. Le ratio 3.47:1, quantifié et sourcé, est un argument plus puissant qu'une intuition qualitative pour débloquer des investissements.</w:t>
       </w:r>
     </w:p>
     <w:p>
